--- a/SQL/sql_senior_full_evaluation.docx
+++ b/SQL/sql_senior_full_evaluation.docx
@@ -4,6 +4,14 @@
   <w:body>
     <w:sdt>
       <w:sdtPr>
+        <w:rPr>
+          <w:rFonts w:asciiTheme="minorHAnsi" w:eastAsiaTheme="minorEastAsia" w:hAnsiTheme="minorHAnsi" w:cstheme="minorBidi"/>
+          <w:b w:val="0"/>
+          <w:bCs w:val="0"/>
+          <w:color w:val="auto"/>
+          <w:sz w:val="22"/>
+          <w:szCs w:val="22"/>
+        </w:rPr>
         <w:id w:val="1026213540"/>
         <w:docPartObj>
           <w:docPartGallery w:val="Table of Contents"/>
@@ -12,11 +20,7 @@
       </w:sdtPr>
       <w:sdtEndPr>
         <w:rPr>
-          <w:rFonts w:asciiTheme="minorHAnsi" w:eastAsiaTheme="minorEastAsia" w:hAnsiTheme="minorHAnsi" w:cstheme="minorBidi"/>
           <w:noProof/>
-          <w:color w:val="auto"/>
-          <w:sz w:val="22"/>
-          <w:szCs w:val="22"/>
         </w:rPr>
       </w:sdtEndPr>
       <w:sdtContent>
@@ -1895,16 +1899,7 @@
                 <w:szCs w:val="20"/>
                 <w:lang w:val="en-BE"/>
               </w:rPr>
-              <w:t>CREATE TABLE Orders (OrderID INT, CustomerID INT</w:t>
-            </w:r>
-            <w:r>
-              <w:rPr>
-                <w:color w:val="4F81BD" w:themeColor="accent1"/>
-                <w:sz w:val="20"/>
-                <w:szCs w:val="20"/>
-                <w:lang w:val="en-BE"/>
-              </w:rPr>
-              <w:t>).</w:t>
+              <w:t>CREATE TABLE Orders (OrderID INT, CustomerID INT).</w:t>
             </w:r>
           </w:p>
           <w:p>
@@ -1944,25 +1939,7 @@
                 <w:szCs w:val="20"/>
                 <w:lang w:val="en-BE"/>
               </w:rPr>
-              <w:t xml:space="preserve">CREATE CLUSTERED INDEX IX_Orders_ID ON </w:t>
-            </w:r>
-            <w:r>
-              <w:rPr>
-                <w:color w:val="4F81BD" w:themeColor="accent1"/>
-                <w:sz w:val="20"/>
-                <w:szCs w:val="20"/>
-                <w:lang w:val="en-BE"/>
-              </w:rPr>
-              <w:t>Orders (</w:t>
-            </w:r>
-            <w:r>
-              <w:rPr>
-                <w:color w:val="4F81BD" w:themeColor="accent1"/>
-                <w:sz w:val="20"/>
-                <w:szCs w:val="20"/>
-                <w:lang w:val="en-BE"/>
-              </w:rPr>
-              <w:t>OrderID);</w:t>
+              <w:t>CREATE CLUSTERED INDEX IX_Orders_ID ON Orders (OrderID);</w:t>
             </w:r>
           </w:p>
         </w:tc>
@@ -2104,25 +2081,7 @@
                 <w:szCs w:val="20"/>
                 <w:lang w:val="en-BE"/>
               </w:rPr>
-              <w:t xml:space="preserve">CREATE INDEX IX_Cust ON </w:t>
-            </w:r>
-            <w:r>
-              <w:rPr>
-                <w:color w:val="4F81BD" w:themeColor="accent1"/>
-                <w:sz w:val="20"/>
-                <w:szCs w:val="20"/>
-                <w:lang w:val="en-BE"/>
-              </w:rPr>
-              <w:t>Orders (</w:t>
-            </w:r>
-            <w:r>
-              <w:rPr>
-                <w:color w:val="4F81BD" w:themeColor="accent1"/>
-                <w:sz w:val="20"/>
-                <w:szCs w:val="20"/>
-                <w:lang w:val="en-BE"/>
-              </w:rPr>
-              <w:t>CustomerID) INCLUDE (Amount);</w:t>
+              <w:t>CREATE INDEX IX_Cust ON Orders (CustomerID) INCLUDE (Amount);</w:t>
             </w:r>
           </w:p>
         </w:tc>
@@ -2214,34 +2173,7 @@
                 <w:szCs w:val="20"/>
                 <w:lang w:val="en-BE"/>
               </w:rPr>
-              <w:t xml:space="preserve">CREATE INDEX IX_Gender ON </w:t>
-            </w:r>
-            <w:r>
-              <w:rPr>
-                <w:color w:val="4F81BD" w:themeColor="accent1"/>
-                <w:sz w:val="20"/>
-                <w:szCs w:val="20"/>
-                <w:lang w:val="en-BE"/>
-              </w:rPr>
-              <w:t>Customers (</w:t>
-            </w:r>
-            <w:r>
-              <w:rPr>
-                <w:color w:val="4F81BD" w:themeColor="accent1"/>
-                <w:sz w:val="20"/>
-                <w:szCs w:val="20"/>
-                <w:lang w:val="en-BE"/>
-              </w:rPr>
-              <w:t>Gender</w:t>
-            </w:r>
-            <w:r>
-              <w:rPr>
-                <w:color w:val="4F81BD" w:themeColor="accent1"/>
-                <w:sz w:val="20"/>
-                <w:szCs w:val="20"/>
-                <w:lang w:val="en-BE"/>
-              </w:rPr>
-              <w:t>).</w:t>
+              <w:t>CREATE INDEX IX_Gender ON Customers (Gender).</w:t>
             </w:r>
           </w:p>
           <w:p>
@@ -2278,25 +2210,7 @@
                 <w:szCs w:val="20"/>
                 <w:lang w:val="en-BE"/>
               </w:rPr>
-              <w:t xml:space="preserve">CREATE INDEX IX_Email ON </w:t>
-            </w:r>
-            <w:r>
-              <w:rPr>
-                <w:color w:val="4F81BD" w:themeColor="accent1"/>
-                <w:sz w:val="20"/>
-                <w:szCs w:val="20"/>
-                <w:lang w:val="en-BE"/>
-              </w:rPr>
-              <w:t>Customers (</w:t>
-            </w:r>
-            <w:r>
-              <w:rPr>
-                <w:color w:val="4F81BD" w:themeColor="accent1"/>
-                <w:sz w:val="20"/>
-                <w:szCs w:val="20"/>
-                <w:lang w:val="en-BE"/>
-              </w:rPr>
-              <w:t>Email);</w:t>
+              <w:t>CREATE INDEX IX_Email ON Customers (Email);</w:t>
             </w:r>
           </w:p>
         </w:tc>
@@ -3432,25 +3346,7 @@
                 <w:szCs w:val="20"/>
                 <w:lang w:val="en-BE"/>
               </w:rPr>
-              <w:t xml:space="preserve">SELECT ID, Name, </w:t>
-            </w:r>
-            <w:r>
-              <w:rPr>
-                <w:color w:val="4F81BD" w:themeColor="accent1"/>
-                <w:sz w:val="20"/>
-                <w:szCs w:val="20"/>
-                <w:lang w:val="en-BE"/>
-              </w:rPr>
-              <w:t>GETDATE (</w:t>
-            </w:r>
-            <w:r>
-              <w:rPr>
-                <w:color w:val="4F81BD" w:themeColor="accent1"/>
-                <w:sz w:val="20"/>
-                <w:szCs w:val="20"/>
-                <w:lang w:val="en-BE"/>
-              </w:rPr>
-              <w:t xml:space="preserve">), NULL </w:t>
+              <w:t xml:space="preserve">SELECT ID, Name, GETDATE (), NULL </w:t>
             </w:r>
           </w:p>
           <w:p>
@@ -3559,25 +3455,7 @@
                 <w:szCs w:val="20"/>
                 <w:lang w:val="en-BE"/>
               </w:rPr>
-              <w:t xml:space="preserve">SELECT *, </w:t>
-            </w:r>
-            <w:r>
-              <w:rPr>
-                <w:color w:val="4F81BD" w:themeColor="accent1"/>
-                <w:sz w:val="20"/>
-                <w:szCs w:val="20"/>
-                <w:lang w:val="en-BE"/>
-              </w:rPr>
-              <w:t>GETDATE (</w:t>
-            </w:r>
-            <w:r>
-              <w:rPr>
-                <w:color w:val="4F81BD" w:themeColor="accent1"/>
-                <w:sz w:val="20"/>
-                <w:szCs w:val="20"/>
-                <w:lang w:val="en-BE"/>
-              </w:rPr>
-              <w:t>) FROM Orders;</w:t>
+              <w:t>SELECT *, GETDATE () FROM Orders;</w:t>
             </w:r>
           </w:p>
         </w:tc>
@@ -4099,16 +3977,7 @@
                 <w:szCs w:val="20"/>
                 <w:lang w:val="en-BE"/>
               </w:rPr>
-              <w:t xml:space="preserve">DELETE FROM </w:t>
-            </w:r>
-            <w:r>
-              <w:rPr>
-                <w:color w:val="4F81BD" w:themeColor="accent1"/>
-                <w:sz w:val="20"/>
-                <w:szCs w:val="20"/>
-                <w:lang w:val="en-BE"/>
-              </w:rPr>
-              <w:t>Logs</w:t>
+              <w:t>DELETE FROM Logs</w:t>
             </w:r>
           </w:p>
           <w:p>
@@ -4217,25 +4086,7 @@
                 <w:szCs w:val="20"/>
                 <w:lang w:val="en-BE"/>
               </w:rPr>
-              <w:t xml:space="preserve">IF @@ROWCOUNT = 0 </w:t>
-            </w:r>
-            <w:r>
-              <w:rPr>
-                <w:color w:val="4F81BD" w:themeColor="accent1"/>
-                <w:sz w:val="20"/>
-                <w:szCs w:val="20"/>
-                <w:lang w:val="en-BE"/>
-              </w:rPr>
-              <w:t>BREAK.</w:t>
-            </w:r>
-            <w:r>
-              <w:rPr>
-                <w:color w:val="4F81BD" w:themeColor="accent1"/>
-                <w:sz w:val="20"/>
-                <w:szCs w:val="20"/>
-                <w:lang w:val="en-BE"/>
-              </w:rPr>
-              <w:t xml:space="preserve"> </w:t>
+              <w:t xml:space="preserve">IF @@ROWCOUNT = 0 BREAK. </w:t>
             </w:r>
           </w:p>
           <w:p>
@@ -5045,25 +4896,7 @@
                 <w:szCs w:val="20"/>
                 <w:lang w:val="en-BE"/>
               </w:rPr>
-              <w:t xml:space="preserve">WITH SalesCTE AS </w:t>
-            </w:r>
-            <w:r>
-              <w:rPr>
-                <w:color w:val="4F81BD" w:themeColor="accent1"/>
-                <w:sz w:val="20"/>
-                <w:szCs w:val="20"/>
-                <w:lang w:val="en-BE"/>
-              </w:rPr>
-              <w:t>(SELECT</w:t>
-            </w:r>
-            <w:r>
-              <w:rPr>
-                <w:color w:val="4F81BD" w:themeColor="accent1"/>
-                <w:sz w:val="20"/>
-                <w:szCs w:val="20"/>
-                <w:lang w:val="en-BE"/>
-              </w:rPr>
-              <w:t xml:space="preserve"> CustomerID, SUM(Amount) AS TotalSales FROM Orders GROUP BY </w:t>
+              <w:t xml:space="preserve">WITH SalesCTE AS (SELECT CustomerID, SUM(Amount) AS TotalSales FROM Orders GROUP BY </w:t>
             </w:r>
             <w:r>
               <w:rPr>
@@ -5769,7 +5602,27 @@
                 <w:szCs w:val="20"/>
                 <w:lang w:val="en-BE"/>
               </w:rPr>
-              <w:t xml:space="preserve">SELECT CustomerID, OrderDate, Amount, LAG(Amount) OVER (PARTITION BY CustomerID ORDER BY OrderDate) AS </w:t>
+              <w:t xml:space="preserve">SELECT CustomerID, OrderDate, Amount, LAG(Amount) OVER (PARTITION BY CustomerID ORDER BY </w:t>
+            </w:r>
+            <w:proofErr w:type="spellStart"/>
+            <w:r>
+              <w:rPr>
+                <w:color w:val="4F81BD" w:themeColor="accent1"/>
+                <w:sz w:val="20"/>
+                <w:szCs w:val="20"/>
+                <w:lang w:val="en-BE"/>
+              </w:rPr>
+              <w:t>OrderDate</w:t>
+            </w:r>
+            <w:proofErr w:type="spellEnd"/>
+            <w:r>
+              <w:rPr>
+                <w:color w:val="4F81BD" w:themeColor="accent1"/>
+                <w:sz w:val="20"/>
+                <w:szCs w:val="20"/>
+                <w:lang w:val="en-BE"/>
+              </w:rPr>
+              <w:t xml:space="preserve">) AS </w:t>
             </w:r>
             <w:proofErr w:type="spellStart"/>
             <w:r>
@@ -6798,7 +6651,27 @@
                 <w:szCs w:val="20"/>
                 <w:lang w:val="en-BE"/>
               </w:rPr>
-              <w:t xml:space="preserve">SELECT CustomerID, SUM(Amount) OVER (PARTITION BY CustomerID) </w:t>
+              <w:t xml:space="preserve">SELECT CustomerID, SUM(Amount) OVER (PARTITION BY </w:t>
+            </w:r>
+            <w:proofErr w:type="spellStart"/>
+            <w:r>
+              <w:rPr>
+                <w:color w:val="4F81BD" w:themeColor="accent1"/>
+                <w:sz w:val="20"/>
+                <w:szCs w:val="20"/>
+                <w:lang w:val="en-BE"/>
+              </w:rPr>
+              <w:t>CustomerID</w:t>
+            </w:r>
+            <w:proofErr w:type="spellEnd"/>
+            <w:r>
+              <w:rPr>
+                <w:color w:val="4F81BD" w:themeColor="accent1"/>
+                <w:sz w:val="20"/>
+                <w:szCs w:val="20"/>
+                <w:lang w:val="en-BE"/>
+              </w:rPr>
+              <w:t xml:space="preserve">) </w:t>
             </w:r>
             <w:proofErr w:type="spellStart"/>
             <w:r>
@@ -7172,8 +7045,19 @@
                 <w:szCs w:val="20"/>
                 <w:lang w:val="en-BE"/>
               </w:rPr>
-              <w:t>$.CustomerID</w:t>
-            </w:r>
+              <w:t>$.</w:t>
+            </w:r>
+            <w:proofErr w:type="spellStart"/>
+            <w:r>
+              <w:rPr>
+                <w:color w:val="4F81BD" w:themeColor="accent1"/>
+                <w:sz w:val="20"/>
+                <w:szCs w:val="20"/>
+                <w:lang w:val="en-BE"/>
+              </w:rPr>
+              <w:t>CustomerID</w:t>
+            </w:r>
+            <w:proofErr w:type="spellEnd"/>
             <w:proofErr w:type="gramEnd"/>
             <w:r>
               <w:rPr>
@@ -7763,25 +7647,7 @@
                 <w:szCs w:val="20"/>
                 <w:lang w:val="en-BE"/>
               </w:rPr>
-              <w:t xml:space="preserve">FROM </w:t>
-            </w:r>
-            <w:r>
-              <w:rPr>
-                <w:color w:val="4F81BD" w:themeColor="accent1"/>
-                <w:sz w:val="20"/>
-                <w:szCs w:val="20"/>
-                <w:lang w:val="en-BE"/>
-              </w:rPr>
-              <w:t>Orders.</w:t>
-            </w:r>
-            <w:r>
-              <w:rPr>
-                <w:color w:val="4F81BD" w:themeColor="accent1"/>
-                <w:sz w:val="20"/>
-                <w:szCs w:val="20"/>
-                <w:lang w:val="en-BE"/>
-              </w:rPr>
-              <w:t xml:space="preserve"> </w:t>
+              <w:t xml:space="preserve">FROM Orders. </w:t>
             </w:r>
           </w:p>
           <w:p>
@@ -9721,6 +9587,7 @@
   <w:style w:type="character" w:default="1" w:styleId="DefaultParagraphFont">
     <w:name w:val="Default Paragraph Font"/>
     <w:uiPriority w:val="1"/>
+    <w:semiHidden/>
     <w:unhideWhenUsed/>
   </w:style>
   <w:style w:type="table" w:default="1" w:styleId="TableNormal">
